--- a/azurevpcb-setup instructions.docx
+++ b/azurevpcb-setup instructions.docx
@@ -1,6 +1,6 @@
 
 <file path=word/document.xml><?xml version="1.0" encoding="utf-8"?>
-<w:document xmlns:wpc="http://schemas.microsoft.com/office/word/2010/wordprocessingCanvas" xmlns:cx="http://schemas.microsoft.com/office/drawing/2014/chartex" xmlns:cx1="http://schemas.microsoft.com/office/drawing/2015/9/8/chartex" xmlns:cx2="http://schemas.microsoft.com/office/drawing/2015/10/21/chartex" xmlns:cx3="http://schemas.microsoft.com/office/drawing/2016/5/9/chartex" xmlns:cx4="http://schemas.microsoft.com/office/drawing/2016/5/10/chartex" xmlns:cx5="http://schemas.microsoft.com/office/drawing/2016/5/11/chartex" xmlns:cx6="http://schemas.microsoft.com/office/drawing/2016/5/12/chartex" xmlns:cx7="http://schemas.microsoft.com/office/drawing/2016/5/13/chartex" xmlns:cx8="http://schemas.microsoft.com/office/drawing/2016/5/14/chartex" xmlns:mc="http://schemas.openxmlformats.org/markup-compatibility/2006" xmlns:aink="http://schemas.microsoft.com/office/drawing/2016/ink" xmlns:am3d="http://schemas.microsoft.com/office/drawing/2017/model3d" xmlns:o="urn:schemas-microsoft-com:office:office" xmlns:oel="http://schemas.microsoft.com/office/2019/extlst" xmlns:r="http://schemas.openxmlformats.org/officeDocument/2006/relationships" xmlns:m="http://schemas.openxmlformats.org/officeDocument/2006/math" xmlns:v="urn:schemas-microsoft-com:vml" xmlns:wp14="http://schemas.microsoft.com/office/word/2010/wordprocessingDrawing" xmlns:wp="http://schemas.openxmlformats.org/drawingml/2006/wordprocessingDrawing" xmlns:w10="urn:schemas-microsoft-com:office:word" xmlns:w="http://schemas.openxmlformats.org/wordprocessingml/2006/main" xmlns:w14="http://schemas.microsoft.com/office/word/2010/wordml" xmlns:w15="http://schemas.microsoft.com/office/word/2012/wordml" xmlns:w16cex="http://schemas.microsoft.com/office/word/2018/wordml/cex" xmlns:w16cid="http://schemas.microsoft.com/office/word/2016/wordml/cid" xmlns:w16="http://schemas.microsoft.com/office/word/2018/wordml" xmlns:w16du="http://schemas.microsoft.com/office/word/2023/wordml/word16du" xmlns:w16sdtdh="http://schemas.microsoft.com/office/word/2020/wordml/sdtdatahash" xmlns:w16sdtfl="http://schemas.microsoft.com/office/word/2024/wordml/sdtformatlock" xmlns:w16se="http://schemas.microsoft.com/office/word/2015/wordml/symex" xmlns:wpg="http://schemas.microsoft.com/office/word/2010/wordprocessingGroup" xmlns:wpi="http://schemas.microsoft.com/office/word/2010/wordprocessingInk" xmlns:wne="http://schemas.microsoft.com/office/word/2006/wordml" xmlns:wps="http://schemas.microsoft.com/office/word/2010/wordprocessingShape" mc:Ignorable="w14 w15 w16se w16cid w16 w16cex w16sdtdh w16sdtfl w16du wp14">
+<w:document xmlns:wpc="http://schemas.microsoft.com/office/word/2010/wordprocessingCanvas" xmlns:cx="http://schemas.microsoft.com/office/drawing/2014/chartex" xmlns:cx1="http://schemas.microsoft.com/office/drawing/2015/9/8/chartex" xmlns:cx2="http://schemas.microsoft.com/office/drawing/2015/10/21/chartex" xmlns:cx3="http://schemas.microsoft.com/office/drawing/2016/5/9/chartex" xmlns:cx4="http://schemas.microsoft.com/office/drawing/2016/5/10/chartex" xmlns:cx5="http://schemas.microsoft.com/office/drawing/2016/5/11/chartex" xmlns:cx6="http://schemas.microsoft.com/office/drawing/2016/5/12/chartex" xmlns:cx7="http://schemas.microsoft.com/office/drawing/2016/5/13/chartex" xmlns:cx8="http://schemas.microsoft.com/office/drawing/2016/5/14/chartex" xmlns:mc="http://schemas.openxmlformats.org/markup-compatibility/2006" xmlns:aink="http://schemas.microsoft.com/office/drawing/2016/ink" xmlns:am3d="http://schemas.microsoft.com/office/drawing/2017/model3d" xmlns:o="urn:schemas-microsoft-com:office:office" xmlns:oel="http://schemas.microsoft.com/office/2019/extlst" xmlns:r="http://schemas.openxmlformats.org/officeDocument/2006/relationships" xmlns:m="http://schemas.openxmlformats.org/officeDocument/2006/math" xmlns:v="urn:schemas-microsoft-com:vml" xmlns:wp14="http://schemas.microsoft.com/office/word/2010/wordprocessingDrawing" xmlns:wp="http://schemas.openxmlformats.org/drawingml/2006/wordprocessingDrawing" xmlns:w10="urn:schemas-microsoft-com:office:word" xmlns:w="http://schemas.openxmlformats.org/wordprocessingml/2006/main" xmlns:w14="http://schemas.microsoft.com/office/word/2010/wordml" xmlns:w15="http://schemas.microsoft.com/office/word/2012/wordml" xmlns:w16cei="http://schemas.microsoft.com/office/word/2026/wordml/cei" xmlns:w16cex="http://schemas.microsoft.com/office/word/2018/wordml/cex" xmlns:w16cid="http://schemas.microsoft.com/office/word/2016/wordml/cid" xmlns:w16="http://schemas.microsoft.com/office/word/2018/wordml" xmlns:w16du="http://schemas.microsoft.com/office/word/2023/wordml/word16du" xmlns:w16sdtdh="http://schemas.microsoft.com/office/word/2020/wordml/sdtdatahash" xmlns:w16sdtfl="http://schemas.microsoft.com/office/word/2024/wordml/sdtformatlock" xmlns:w16se="http://schemas.microsoft.com/office/word/2015/wordml/symex" xmlns:wpg="http://schemas.microsoft.com/office/word/2010/wordprocessingGroup" xmlns:wpi="http://schemas.microsoft.com/office/word/2010/wordprocessingInk" xmlns:wne="http://schemas.microsoft.com/office/word/2006/wordml" xmlns:wps="http://schemas.microsoft.com/office/word/2010/wordprocessingShape" mc:Ignorable="w14 w15 w16se w16cid w16 w16cex w16sdtdh w16sdtfl w16du wp14">
   <w:body>
     <w:p>
       <w:pPr>
@@ -116,6 +116,7 @@
       <w:r>
         <w:t xml:space="preserve">This document describes how to run and what to expect when running the </w:t>
       </w:r>
+      <w:proofErr w:type="spellStart"/>
       <w:r>
         <w:rPr>
           <w:i/>
@@ -135,7 +136,15 @@
           <w:i/>
           <w:iCs/>
         </w:rPr>
-        <w:t>vpcb-setup</w:t>
+        <w:t>vpcb</w:t>
+      </w:r>
+      <w:proofErr w:type="spellEnd"/>
+      <w:r>
+        <w:rPr>
+          <w:i/>
+          <w:iCs/>
+        </w:rPr>
+        <w:t>-setup</w:t>
       </w:r>
       <w:r>
         <w:t xml:space="preserve"> script, which is intended for use by professors that want to teach a course using the A</w:t>
@@ -217,9 +226,11 @@
       <w:r>
         <w:t xml:space="preserve"> and instead simply manually overwrite the default </w:t>
       </w:r>
+      <w:proofErr w:type="spellStart"/>
       <w:r>
         <w:t>current.settings</w:t>
       </w:r>
+      <w:proofErr w:type="spellEnd"/>
       <w:r>
         <w:t xml:space="preserve"> file with the one generated by this script.</w:t>
       </w:r>
@@ -389,10 +400,24 @@
         <w:t>.</w:t>
       </w:r>
       <w:r>
-        <w:t xml:space="preserve"> In Windows, simply type “wsl -u root” on the command line, but as stated earlier, this script should work on any Linux system as long as you are logged in as root.</w:t>
-      </w:r>
-    </w:p>
-    <w:p/>
+        <w:t xml:space="preserve"> In Windows, simply type “</w:t>
+      </w:r>
+      <w:proofErr w:type="spellStart"/>
+      <w:r>
+        <w:t>wsl</w:t>
+      </w:r>
+      <w:proofErr w:type="spellEnd"/>
+      <w:r>
+        <w:t xml:space="preserve"> -u root” on the command line, but as stated earlier, this script should work on any Linux system as long as you are logged in as root.</w:t>
+      </w:r>
+    </w:p>
+    <w:p>
+      <w:pPr>
+        <w:rPr>
+          <w:bCs/>
+        </w:rPr>
+      </w:pPr>
+    </w:p>
     <w:p>
       <w:pPr>
         <w:rPr>
@@ -440,13 +465,29 @@
         </w:numPr>
       </w:pPr>
       <w:r>
-        <w:t>Download the a</w:t>
+        <w:t xml:space="preserve">Download the </w:t>
+      </w:r>
+      <w:proofErr w:type="spellStart"/>
+      <w:r>
+        <w:t>a</w:t>
       </w:r>
       <w:r>
         <w:t>zure</w:t>
       </w:r>
       <w:r>
-        <w:t xml:space="preserve">vpcb-setup script -&gt; wget  </w:t>
+        <w:t>vpcb</w:t>
+      </w:r>
+      <w:proofErr w:type="spellEnd"/>
+      <w:r>
+        <w:t xml:space="preserve">-setup script -&gt; </w:t>
+      </w:r>
+      <w:proofErr w:type="spellStart"/>
+      <w:r>
+        <w:t>wget</w:t>
+      </w:r>
+      <w:proofErr w:type="spellEnd"/>
+      <w:r>
+        <w:t xml:space="preserve">  </w:t>
       </w:r>
       <w:hyperlink r:id="rId5" w:history="1">
         <w:r>
@@ -468,14 +509,27 @@
           <w:numId w:val="3"/>
         </w:numPr>
       </w:pPr>
-      <w:r>
-        <w:t>chmod 755 a</w:t>
+      <w:proofErr w:type="spellStart"/>
+      <w:r>
+        <w:t>chmod</w:t>
+      </w:r>
+      <w:proofErr w:type="spellEnd"/>
+      <w:r>
+        <w:t xml:space="preserve"> 755 </w:t>
+      </w:r>
+      <w:proofErr w:type="spellStart"/>
+      <w:r>
+        <w:t>a</w:t>
       </w:r>
       <w:r>
         <w:t>zure</w:t>
       </w:r>
       <w:r>
-        <w:t>vpcb-setup to make it executable.</w:t>
+        <w:t>vpcb</w:t>
+      </w:r>
+      <w:proofErr w:type="spellEnd"/>
+      <w:r>
+        <w:t>-setup to make it executable.</w:t>
       </w:r>
     </w:p>
     <w:p>
@@ -579,9 +633,11 @@
       <w:r>
         <w:t>Create a resource group called “</w:t>
       </w:r>
+      <w:proofErr w:type="spellStart"/>
       <w:r>
         <w:t>VPCBPermanent</w:t>
       </w:r>
+      <w:proofErr w:type="spellEnd"/>
       <w:r>
         <w:t>”.</w:t>
       </w:r>
@@ -603,11 +659,21 @@
       <w:r>
         <w:t xml:space="preserve"> prefixed by </w:t>
       </w:r>
+      <w:proofErr w:type="spellStart"/>
       <w:r>
         <w:t>vpcbperm</w:t>
       </w:r>
-      <w:r>
-        <w:t xml:space="preserve"> with portions of your userid appended to generate a unique name</w:t>
+      <w:proofErr w:type="spellEnd"/>
+      <w:r>
+        <w:t xml:space="preserve"> with portions of your </w:t>
+      </w:r>
+      <w:proofErr w:type="spellStart"/>
+      <w:r>
+        <w:t>userid</w:t>
+      </w:r>
+      <w:proofErr w:type="spellEnd"/>
+      <w:r>
+        <w:t xml:space="preserve"> appended to generate a unique name</w:t>
       </w:r>
       <w:r>
         <w:t xml:space="preserve">, if </w:t>
@@ -646,7 +712,15 @@
         <w:t>Create a Function App for your students’ AZUREVPCB script</w:t>
       </w:r>
       <w:r>
-        <w:t xml:space="preserve"> azurevpcb.diaglog to call to upload logs.</w:t>
+        <w:t xml:space="preserve"> </w:t>
+      </w:r>
+      <w:proofErr w:type="spellStart"/>
+      <w:r>
+        <w:t>azurevpcb.diaglog</w:t>
+      </w:r>
+      <w:proofErr w:type="spellEnd"/>
+      <w:r>
+        <w:t xml:space="preserve"> to call to upload logs.</w:t>
       </w:r>
       <w:r>
         <w:t xml:space="preserve">  Also provide this Function App with access to your Storage Account’s Blob </w:t>
@@ -746,7 +820,15 @@
         <w:t>Create a</w:t>
       </w:r>
       <w:r>
-        <w:t>n Azure Monitor Alert that triggers your Action Group whenever a “putBlob” event occurs against your container.</w:t>
+        <w:t>n Azure Monitor Alert that triggers your Action Group whenever a “</w:t>
+      </w:r>
+      <w:proofErr w:type="spellStart"/>
+      <w:r>
+        <w:t>putBlob</w:t>
+      </w:r>
+      <w:proofErr w:type="spellEnd"/>
+      <w:r>
+        <w:t>” event occurs against your container.</w:t>
       </w:r>
     </w:p>
     <w:p>
@@ -777,10 +859,130 @@
       </w:r>
     </w:p>
     <w:p>
-      <w:r>
-        <w:t xml:space="preserve">That’s it!  Please feel free to query the central admin at </w:t>
+      <w:pPr>
+        <w:spacing w:after="0" w:line="240" w:lineRule="auto"/>
+      </w:pPr>
+      <w:r>
+        <w:t xml:space="preserve">That’s it!  </w:t>
+      </w:r>
+      <w:r>
+        <w:t xml:space="preserve">If, for whatever reason you need to </w:t>
+      </w:r>
+      <w:r>
+        <w:t>clean up</w:t>
+      </w:r>
+      <w:r>
+        <w:t xml:space="preserve"> your Azure account of these items, then simply do the following:</w:t>
+      </w:r>
+    </w:p>
+    <w:p>
+      <w:pPr>
+        <w:pStyle w:val="ListParagraph"/>
+        <w:numPr>
+          <w:ilvl w:val="0"/>
+          <w:numId w:val="4"/>
+        </w:numPr>
+      </w:pPr>
+      <w:r>
+        <w:t xml:space="preserve">Download the </w:t>
+      </w:r>
+      <w:proofErr w:type="spellStart"/>
+      <w:r>
+        <w:t>azurevpcb</w:t>
+      </w:r>
+      <w:proofErr w:type="spellEnd"/>
+      <w:r>
+        <w:t>-</w:t>
+      </w:r>
+      <w:r>
+        <w:t>cleanup</w:t>
+      </w:r>
+      <w:r>
+        <w:t xml:space="preserve"> script -&gt; </w:t>
+      </w:r>
+      <w:proofErr w:type="spellStart"/>
+      <w:r>
+        <w:t>wget</w:t>
+      </w:r>
+      <w:proofErr w:type="spellEnd"/>
+      <w:r>
+        <w:t xml:space="preserve">  </w:t>
       </w:r>
       <w:hyperlink r:id="rId6" w:history="1">
+        <w:r>
+          <w:rPr>
+            <w:rStyle w:val="Hyperlink"/>
+          </w:rPr>
+          <w:t>https://raw.githubusercontent.com/clouducate/awsvpcb/refs/heads/main/azurevpcb-cleanup</w:t>
+        </w:r>
+      </w:hyperlink>
+      <w:r>
+        <w:t xml:space="preserve"> </w:t>
+      </w:r>
+    </w:p>
+    <w:p>
+      <w:pPr>
+        <w:pStyle w:val="ListParagraph"/>
+        <w:numPr>
+          <w:ilvl w:val="0"/>
+          <w:numId w:val="4"/>
+        </w:numPr>
+      </w:pPr>
+      <w:proofErr w:type="spellStart"/>
+      <w:r>
+        <w:t>chmod</w:t>
+      </w:r>
+      <w:proofErr w:type="spellEnd"/>
+      <w:r>
+        <w:t xml:space="preserve"> 755 </w:t>
+      </w:r>
+      <w:proofErr w:type="spellStart"/>
+      <w:r>
+        <w:t>azurevpcb</w:t>
+      </w:r>
+      <w:proofErr w:type="spellEnd"/>
+      <w:r>
+        <w:t>-</w:t>
+      </w:r>
+      <w:r>
+        <w:t>cleanup</w:t>
+      </w:r>
+      <w:r>
+        <w:t xml:space="preserve"> to make it executable.</w:t>
+      </w:r>
+    </w:p>
+    <w:p>
+      <w:pPr>
+        <w:pStyle w:val="ListParagraph"/>
+        <w:numPr>
+          <w:ilvl w:val="0"/>
+          <w:numId w:val="4"/>
+        </w:numPr>
+      </w:pPr>
+      <w:r>
+        <w:t>Feel free to review the script.  Since it’s BASH, the code is easily reviewed.</w:t>
+      </w:r>
+    </w:p>
+    <w:p>
+      <w:pPr>
+        <w:pStyle w:val="ListParagraph"/>
+        <w:numPr>
+          <w:ilvl w:val="0"/>
+          <w:numId w:val="4"/>
+        </w:numPr>
+      </w:pPr>
+      <w:r>
+        <w:t>Execute the script</w:t>
+      </w:r>
+      <w:r>
+        <w:t>.</w:t>
+      </w:r>
+    </w:p>
+    <w:p>
+      <w:r>
+        <w:t xml:space="preserve">Please feel free to query the central admin at </w:t>
+      </w:r>
+      <w:hyperlink r:id="rId7" w:history="1">
         <w:r>
           <w:rPr>
             <w:rStyle w:val="Hyperlink"/>
@@ -803,7 +1005,7 @@
 </file>
 
 <file path=word/numbering.xml><?xml version="1.0" encoding="utf-8"?>
-<w:numbering xmlns:wpc="http://schemas.microsoft.com/office/word/2010/wordprocessingCanvas" xmlns:cx="http://schemas.microsoft.com/office/drawing/2014/chartex" xmlns:cx1="http://schemas.microsoft.com/office/drawing/2015/9/8/chartex" xmlns:cx2="http://schemas.microsoft.com/office/drawing/2015/10/21/chartex" xmlns:cx3="http://schemas.microsoft.com/office/drawing/2016/5/9/chartex" xmlns:cx4="http://schemas.microsoft.com/office/drawing/2016/5/10/chartex" xmlns:cx5="http://schemas.microsoft.com/office/drawing/2016/5/11/chartex" xmlns:cx6="http://schemas.microsoft.com/office/drawing/2016/5/12/chartex" xmlns:cx7="http://schemas.microsoft.com/office/drawing/2016/5/13/chartex" xmlns:cx8="http://schemas.microsoft.com/office/drawing/2016/5/14/chartex" xmlns:mc="http://schemas.openxmlformats.org/markup-compatibility/2006" xmlns:aink="http://schemas.microsoft.com/office/drawing/2016/ink" xmlns:am3d="http://schemas.microsoft.com/office/drawing/2017/model3d" xmlns:o="urn:schemas-microsoft-com:office:office" xmlns:oel="http://schemas.microsoft.com/office/2019/extlst" xmlns:r="http://schemas.openxmlformats.org/officeDocument/2006/relationships" xmlns:m="http://schemas.openxmlformats.org/officeDocument/2006/math" xmlns:v="urn:schemas-microsoft-com:vml" xmlns:wp14="http://schemas.microsoft.com/office/word/2010/wordprocessingDrawing" xmlns:wp="http://schemas.openxmlformats.org/drawingml/2006/wordprocessingDrawing" xmlns:w10="urn:schemas-microsoft-com:office:word" xmlns:w="http://schemas.openxmlformats.org/wordprocessingml/2006/main" xmlns:w14="http://schemas.microsoft.com/office/word/2010/wordml" xmlns:w15="http://schemas.microsoft.com/office/word/2012/wordml" xmlns:w16cex="http://schemas.microsoft.com/office/word/2018/wordml/cex" xmlns:w16cid="http://schemas.microsoft.com/office/word/2016/wordml/cid" xmlns:w16="http://schemas.microsoft.com/office/word/2018/wordml" xmlns:w16du="http://schemas.microsoft.com/office/word/2023/wordml/word16du" xmlns:w16sdtdh="http://schemas.microsoft.com/office/word/2020/wordml/sdtdatahash" xmlns:w16sdtfl="http://schemas.microsoft.com/office/word/2024/wordml/sdtformatlock" xmlns:w16se="http://schemas.microsoft.com/office/word/2015/wordml/symex" xmlns:wpg="http://schemas.microsoft.com/office/word/2010/wordprocessingGroup" xmlns:wpi="http://schemas.microsoft.com/office/word/2010/wordprocessingInk" xmlns:wne="http://schemas.microsoft.com/office/word/2006/wordml" xmlns:wps="http://schemas.microsoft.com/office/word/2010/wordprocessingShape" mc:Ignorable="w14 w15 w16se w16cid w16 w16cex w16sdtdh w16sdtfl w16du wp14">
+<w:numbering xmlns:wpc="http://schemas.microsoft.com/office/word/2010/wordprocessingCanvas" xmlns:cx="http://schemas.microsoft.com/office/drawing/2014/chartex" xmlns:cx1="http://schemas.microsoft.com/office/drawing/2015/9/8/chartex" xmlns:cx2="http://schemas.microsoft.com/office/drawing/2015/10/21/chartex" xmlns:cx3="http://schemas.microsoft.com/office/drawing/2016/5/9/chartex" xmlns:cx4="http://schemas.microsoft.com/office/drawing/2016/5/10/chartex" xmlns:cx5="http://schemas.microsoft.com/office/drawing/2016/5/11/chartex" xmlns:cx6="http://schemas.microsoft.com/office/drawing/2016/5/12/chartex" xmlns:cx7="http://schemas.microsoft.com/office/drawing/2016/5/13/chartex" xmlns:cx8="http://schemas.microsoft.com/office/drawing/2016/5/14/chartex" xmlns:mc="http://schemas.openxmlformats.org/markup-compatibility/2006" xmlns:aink="http://schemas.microsoft.com/office/drawing/2016/ink" xmlns:am3d="http://schemas.microsoft.com/office/drawing/2017/model3d" xmlns:o="urn:schemas-microsoft-com:office:office" xmlns:oel="http://schemas.microsoft.com/office/2019/extlst" xmlns:r="http://schemas.openxmlformats.org/officeDocument/2006/relationships" xmlns:m="http://schemas.openxmlformats.org/officeDocument/2006/math" xmlns:v="urn:schemas-microsoft-com:vml" xmlns:wp14="http://schemas.microsoft.com/office/word/2010/wordprocessingDrawing" xmlns:wp="http://schemas.openxmlformats.org/drawingml/2006/wordprocessingDrawing" xmlns:w10="urn:schemas-microsoft-com:office:word" xmlns:w="http://schemas.openxmlformats.org/wordprocessingml/2006/main" xmlns:w14="http://schemas.microsoft.com/office/word/2010/wordml" xmlns:w15="http://schemas.microsoft.com/office/word/2012/wordml" xmlns:w16cei="http://schemas.microsoft.com/office/word/2026/wordml/cei" xmlns:w16cex="http://schemas.microsoft.com/office/word/2018/wordml/cex" xmlns:w16cid="http://schemas.microsoft.com/office/word/2016/wordml/cid" xmlns:w16="http://schemas.microsoft.com/office/word/2018/wordml" xmlns:w16du="http://schemas.microsoft.com/office/word/2023/wordml/word16du" xmlns:w16sdtdh="http://schemas.microsoft.com/office/word/2020/wordml/sdtdatahash" xmlns:w16sdtfl="http://schemas.microsoft.com/office/word/2024/wordml/sdtformatlock" xmlns:w16se="http://schemas.microsoft.com/office/word/2015/wordml/symex" xmlns:wpg="http://schemas.microsoft.com/office/word/2010/wordprocessingGroup" xmlns:wpi="http://schemas.microsoft.com/office/word/2010/wordprocessingInk" xmlns:wne="http://schemas.microsoft.com/office/word/2006/wordml" xmlns:wps="http://schemas.microsoft.com/office/word/2010/wordprocessingShape" mc:Ignorable="w14 w15 w16se w16cid w16 w16cex w16sdtdh w16sdtfl w16du wp14">
   <w:abstractNum w:abstractNumId="0" w15:restartNumberingAfterBreak="0">
     <w:nsid w:val="3B9A311C"/>
     <w:multiLevelType w:val="hybridMultilevel"/>
@@ -983,6 +1185,95 @@
     </w:lvl>
   </w:abstractNum>
   <w:abstractNum w:abstractNumId="2" w15:restartNumberingAfterBreak="0">
+    <w:nsid w:val="40635F51"/>
+    <w:multiLevelType w:val="hybridMultilevel"/>
+    <w:tmpl w:val="4B1E5546"/>
+    <w:lvl w:ilvl="0" w:tplc="FFFFFFFF">
+      <w:start w:val="1"/>
+      <w:numFmt w:val="decimal"/>
+      <w:lvlText w:val="%1)"/>
+      <w:lvlJc w:val="left"/>
+      <w:pPr>
+        <w:ind w:left="720" w:hanging="360"/>
+      </w:pPr>
+      <w:rPr>
+        <w:rFonts w:hint="default"/>
+      </w:rPr>
+    </w:lvl>
+    <w:lvl w:ilvl="1" w:tplc="FFFFFFFF">
+      <w:start w:val="1"/>
+      <w:numFmt w:val="lowerLetter"/>
+      <w:lvlText w:val="%2."/>
+      <w:lvlJc w:val="left"/>
+      <w:pPr>
+        <w:ind w:left="1440" w:hanging="360"/>
+      </w:pPr>
+    </w:lvl>
+    <w:lvl w:ilvl="2" w:tplc="FFFFFFFF">
+      <w:start w:val="1"/>
+      <w:numFmt w:val="lowerRoman"/>
+      <w:lvlText w:val="%3."/>
+      <w:lvlJc w:val="right"/>
+      <w:pPr>
+        <w:ind w:left="2160" w:hanging="180"/>
+      </w:pPr>
+    </w:lvl>
+    <w:lvl w:ilvl="3" w:tplc="FFFFFFFF" w:tentative="1">
+      <w:start w:val="1"/>
+      <w:numFmt w:val="decimal"/>
+      <w:lvlText w:val="%4."/>
+      <w:lvlJc w:val="left"/>
+      <w:pPr>
+        <w:ind w:left="2880" w:hanging="360"/>
+      </w:pPr>
+    </w:lvl>
+    <w:lvl w:ilvl="4" w:tplc="FFFFFFFF" w:tentative="1">
+      <w:start w:val="1"/>
+      <w:numFmt w:val="lowerLetter"/>
+      <w:lvlText w:val="%5."/>
+      <w:lvlJc w:val="left"/>
+      <w:pPr>
+        <w:ind w:left="3600" w:hanging="360"/>
+      </w:pPr>
+    </w:lvl>
+    <w:lvl w:ilvl="5" w:tplc="FFFFFFFF" w:tentative="1">
+      <w:start w:val="1"/>
+      <w:numFmt w:val="lowerRoman"/>
+      <w:lvlText w:val="%6."/>
+      <w:lvlJc w:val="right"/>
+      <w:pPr>
+        <w:ind w:left="4320" w:hanging="180"/>
+      </w:pPr>
+    </w:lvl>
+    <w:lvl w:ilvl="6" w:tplc="FFFFFFFF" w:tentative="1">
+      <w:start w:val="1"/>
+      <w:numFmt w:val="decimal"/>
+      <w:lvlText w:val="%7."/>
+      <w:lvlJc w:val="left"/>
+      <w:pPr>
+        <w:ind w:left="5040" w:hanging="360"/>
+      </w:pPr>
+    </w:lvl>
+    <w:lvl w:ilvl="7" w:tplc="FFFFFFFF" w:tentative="1">
+      <w:start w:val="1"/>
+      <w:numFmt w:val="lowerLetter"/>
+      <w:lvlText w:val="%8."/>
+      <w:lvlJc w:val="left"/>
+      <w:pPr>
+        <w:ind w:left="5760" w:hanging="360"/>
+      </w:pPr>
+    </w:lvl>
+    <w:lvl w:ilvl="8" w:tplc="FFFFFFFF" w:tentative="1">
+      <w:start w:val="1"/>
+      <w:numFmt w:val="lowerRoman"/>
+      <w:lvlText w:val="%9."/>
+      <w:lvlJc w:val="right"/>
+      <w:pPr>
+        <w:ind w:left="6480" w:hanging="180"/>
+      </w:pPr>
+    </w:lvl>
+  </w:abstractNum>
+  <w:abstractNum w:abstractNumId="3" w15:restartNumberingAfterBreak="0">
     <w:nsid w:val="610E27C1"/>
     <w:multiLevelType w:val="hybridMultilevel"/>
     <w:tmpl w:val="4B1E5546"/>
@@ -1071,13 +1362,16 @@
       </w:pPr>
     </w:lvl>
   </w:abstractNum>
-  <w:num w:numId="1" w16cid:durableId="569195092">
+  <w:num w:numId="1" w16cid:durableId="1985507082">
     <w:abstractNumId w:val="0"/>
   </w:num>
-  <w:num w:numId="2" w16cid:durableId="1198391718">
+  <w:num w:numId="2" w16cid:durableId="569003158">
     <w:abstractNumId w:val="1"/>
   </w:num>
-  <w:num w:numId="3" w16cid:durableId="583957045">
+  <w:num w:numId="3" w16cid:durableId="622930642">
+    <w:abstractNumId w:val="3"/>
+  </w:num>
+  <w:num w:numId="4" w16cid:durableId="1947424219">
     <w:abstractNumId w:val="2"/>
   </w:num>
 </w:numbering>
@@ -1483,6 +1777,7 @@
   <w:style w:type="paragraph" w:default="1" w:styleId="Normal">
     <w:name w:val="Normal"/>
     <w:qFormat/>
+    <w:rsid w:val="006A7264"/>
   </w:style>
   <w:style w:type="paragraph" w:styleId="Heading1">
     <w:name w:val="heading 1"/>
@@ -1686,6 +1981,7 @@
   <w:style w:type="character" w:default="1" w:styleId="DefaultParagraphFont">
     <w:name w:val="Default Paragraph Font"/>
     <w:uiPriority w:val="1"/>
+    <w:semiHidden/>
     <w:unhideWhenUsed/>
   </w:style>
   <w:style w:type="table" w:default="1" w:styleId="TableNormal">
@@ -2010,13 +2306,25 @@
       <w:u w:val="single"/>
     </w:rPr>
   </w:style>
+  <w:style w:type="character" w:customStyle="1" w:styleId="UnresolvedMention1">
+    <w:name w:val="Unresolved Mention1"/>
+    <w:basedOn w:val="DefaultParagraphFont"/>
+    <w:uiPriority w:val="99"/>
+    <w:semiHidden/>
+    <w:unhideWhenUsed/>
+    <w:rsid w:val="00E5742A"/>
+    <w:rPr>
+      <w:color w:val="605E5C"/>
+      <w:shd w:val="clear" w:color="auto" w:fill="E1DFDD"/>
+    </w:rPr>
+  </w:style>
   <w:style w:type="character" w:styleId="UnresolvedMention">
     <w:name w:val="Unresolved Mention"/>
     <w:basedOn w:val="DefaultParagraphFont"/>
     <w:uiPriority w:val="99"/>
     <w:semiHidden/>
     <w:unhideWhenUsed/>
-    <w:rsid w:val="00E5742A"/>
+    <w:rsid w:val="00896692"/>
     <w:rPr>
       <w:color w:val="605E5C"/>
       <w:shd w:val="clear" w:color="auto" w:fill="E1DFDD"/>
